--- a/briefings-source/Strategic_Intelligence_Briefing_03.docx
+++ b/briefings-source/Strategic_Intelligence_Briefing_03.docx
@@ -355,7 +355,7 @@
         <w:rPr>
           <w:rFonts w:ascii="Aptos" w:hAnsi="Aptos"/>
         </w:rPr>
-        <w:t>Policy trackers stop too early. Policy language can define expectations, but it does not guarantee that the right authority holder saw the AI influence, applied the correct condition, and approved the action before the workflow continued. The enterprise can have strong policy language and still lack an enforceable decision path.</w:t>
+        <w:t>Policy trackers stop too early. Written policy can define expectations, but it does not guarantee that the right authority holder saw the AI influence, applied the correct condition, and approved the action before the workflow continued. The enterprise can have strong policy language and still lack an enforceable decision path.</w:t>
       </w:r>
     </w:p>
     <w:p>
@@ -460,7 +460,7 @@
         <w:rPr>
           <w:rFonts w:ascii="Aptos" w:hAnsi="Aptos"/>
         </w:rPr>
-        <w:t xml:space="preserve">The category conversation needs to be sharper. AI governance can establish the program. Model governance can manage the system. Compliance can interpret obligations. Internal audit can test the </w:t>
+        <w:t xml:space="preserve">The category conversation needs to be sharper. AI governance establishes the program, model governance manages the system, compliance interprets obligations, internal audit tests the </w:t>
       </w:r>
       <w:proofErr w:type="gramStart"/>
       <w:r>
@@ -474,7 +474,7 @@
         <w:rPr>
           <w:rFonts w:ascii="Aptos" w:hAnsi="Aptos"/>
         </w:rPr>
-        <w:t>. Decision Intelligence can improve how decisions are modeled and executed. Decision Governance has to address whether AI participation changed the authority requirements attached to the decision path.</w:t>
+        <w:t>, and Decision Intelligence improves how decisions are modeled and executed. Decision Governance has to address whether AI participation changed the authority requirements attached to the decision path.</w:t>
       </w:r>
     </w:p>
     <w:p>

--- a/briefings-source/Strategic_Intelligence_Briefing_03.docx
+++ b/briefings-source/Strategic_Intelligence_Briefing_03.docx
@@ -384,7 +384,7 @@
         <w:rPr>
           <w:rFonts w:ascii="Aptos" w:hAnsi="Aptos"/>
         </w:rPr>
-        <w:t>A credit exception illustrates the difference. A bank can document that an AI system was reviewed, store the policy governing its use, and show a dashboard of exception volume. If AI influenced the exception recommendation and the workflow allowed approval without the correct authority threshold, the control failure is not solved by the dashboard, policy, or checklist. The failure sits in the decision path.</w:t>
+        <w:t>A credit exception illustrates the difference. Banks can document that an AI system was reviewed, store the policy governing its use, and show a dashboard of exception volume. If AI influenced the exception recommendation and the workflow allowed approval without the correct authority threshold, the control failure is not solved by the dashboard, policy, or checklist. The failure sits in the decision path.</w:t>
       </w:r>
     </w:p>
     <w:p>

--- a/briefings-source/Strategic_Intelligence_Briefing_03.docx
+++ b/briefings-source/Strategic_Intelligence_Briefing_03.docx
@@ -285,7 +285,7 @@
           <w:rFonts w:ascii="Aptos" w:hAnsi="Aptos"/>
           <w:b/>
         </w:rPr>
-        <w:t>A dashboard can show enterprise leaders what happened. Policy trackers record what the organization intended. Compliance checklists confirm which obligations have been reviewed. None of those mechanisms, standing alone, controls whether AI influenced work was permitted to move forward before consequence was created.</w:t>
+        <w:t>Dashboards, policy trackers, and compliance checklists share a common gap: none controls whether AI influenced work was permitted to move forward before consequence was created.</w:t>
       </w:r>
     </w:p>
     <w:p>
@@ -307,7 +307,7 @@
         <w:rPr>
           <w:rFonts w:ascii="Aptos" w:hAnsi="Aptos"/>
         </w:rPr>
-        <w:t>NIST's AI Risk Management Framework gives organizations an important structure for governing, mapping, measuring, and managing AI risk. ISO/IEC 42001 also frames AI management systems around policies, objectives, and processes for responsible AI use. These are serious governance disciplines. The issue is not their relevance. The issue is whether the enterprise treats governance structure as enough when AI begins influencing decisions that require authority before action.</w:t>
+        <w:t>NIST's AI Risk Management Framework and ISO/IEC 42001 both provide serious structures for governing AI risk. The issue is not their relevance. The issue is whether the enterprise treats governance structure as enough when AI begins influencing decisions that require authority before action.</w:t>
       </w:r>
       <w:r>
         <w:rPr>
@@ -366,14 +366,13 @@
         <w:rPr>
           <w:rFonts w:ascii="Aptos" w:hAnsi="Aptos"/>
         </w:rPr>
-        <w:t xml:space="preserve">A compliance checklist is even more limited when the issue is runtime consequence. Checklists help confirm whether required topics have been considered, documents have been prepared, controls have been discussed, </w:t>
+        <w:t xml:space="preserve">A compliance checklist is even more limited when the issue is runtime consequence. Checklists confirm that required steps occurred, but </w:t>
       </w:r>
       <w:r>
         <w:rPr>
           <w:rFonts w:ascii="Aptos" w:hAnsi="Aptos"/>
         </w:rPr>
-        <w:lastRenderedPageBreak/>
-        <w:t>and reviews have occurred. They do not prove that AI shaped work was governed at the moment it became eligible for action.</w:t>
+        <w:t>they do not prove that AI shaped work was governed at the moment it became eligible for action.</w:t>
       </w:r>
     </w:p>
     <w:p>
